--- a/docs/word/glossary.docx
+++ b/docs/word/glossary.docx
@@ -955,6 +955,17 @@
         <w:rPr>
           <w:b/>
         </w:rPr>
+        <w:t>Academic standing</w:t>
+      </w:r>
+      <w:r>
+        <w:t xml:space="preserve"> — how much of what a student has taken they have passed. Where the college has set a threshold, failing too much stops a student registering again until a registrar allows it.</w:t>
+      </w:r>
+    </w:p>
+    <w:p>
+      <w:r>
+        <w:rPr>
+          <w:b/>
+        </w:rPr>
         <w:t>Prerequisite</w:t>
       </w:r>
       <w:r>
@@ -1203,6 +1214,39 @@
             <w:r/>
             <w:r>
               <w:t>What a student agreed and signed when registering. Also what Proof of Registration is printed from.</w:t>
+            </w:r>
+          </w:p>
+        </w:tc>
+      </w:tr>
+      <w:tr>
+        <w:tc>
+          <w:tcPr>
+            <w:tcW w:type="dxa" w:w="4536"/>
+          </w:tcPr>
+          <w:p>
+            <w:pPr>
+              <w:spacing w:after="60"/>
+            </w:pPr>
+            <w:r/>
+            <w:r>
+              <w:rPr>
+                <w:b/>
+              </w:rPr>
+              <w:t>Registration Override</w:t>
+            </w:r>
+          </w:p>
+        </w:tc>
+        <w:tc>
+          <w:tcPr>
+            <w:tcW w:type="dxa" w:w="4536"/>
+          </w:tcPr>
+          <w:p>
+            <w:pPr>
+              <w:spacing w:after="60"/>
+            </w:pPr>
+            <w:r/>
+            <w:r>
+              <w:t>A registrar's decision to let one student register for one semester despite their results, with the reason.</w:t>
             </w:r>
           </w:p>
         </w:tc>

--- a/docs/word/glossary.docx
+++ b/docs/word/glossary.docx
@@ -1726,6 +1726,72 @@
               <w:rPr>
                 <w:b/>
               </w:rPr>
+              <w:t>Academic Exclusions</w:t>
+            </w:r>
+          </w:p>
+        </w:tc>
+        <w:tc>
+          <w:tcPr>
+            <w:tcW w:type="dxa" w:w="4536"/>
+          </w:tcPr>
+          <w:p>
+            <w:pPr>
+              <w:spacing w:after="60"/>
+            </w:pPr>
+            <w:r/>
+            <w:r>
+              <w:t>Only the students the academic standing rule has stopped, with the figures behind each one and any permission granted.</w:t>
+            </w:r>
+          </w:p>
+        </w:tc>
+      </w:tr>
+      <w:tr>
+        <w:tc>
+          <w:tcPr>
+            <w:tcW w:type="dxa" w:w="4536"/>
+          </w:tcPr>
+          <w:p>
+            <w:pPr>
+              <w:spacing w:after="60"/>
+            </w:pPr>
+            <w:r/>
+            <w:r>
+              <w:rPr>
+                <w:b/>
+              </w:rPr>
+              <w:t>Module Registrations</w:t>
+            </w:r>
+          </w:p>
+        </w:tc>
+        <w:tc>
+          <w:tcPr>
+            <w:tcW w:type="dxa" w:w="4536"/>
+          </w:tcPr>
+          <w:p>
+            <w:pPr>
+              <w:spacing w:after="60"/>
+            </w:pPr>
+            <w:r/>
+            <w:r>
+              <w:t>Who is registered for one module in a semester, in mark-sheet order.</w:t>
+            </w:r>
+          </w:p>
+        </w:tc>
+      </w:tr>
+      <w:tr>
+        <w:tc>
+          <w:tcPr>
+            <w:tcW w:type="dxa" w:w="4536"/>
+          </w:tcPr>
+          <w:p>
+            <w:pPr>
+              <w:spacing w:after="60"/>
+            </w:pPr>
+            <w:r/>
+            <w:r>
+              <w:rPr>
+                <w:b/>
+              </w:rPr>
               <w:t>Course Results</w:t>
             </w:r>
           </w:p>
